--- a/results/manuscript/csda_submission/cover_letter_csda_v1.docx
+++ b/results/manuscript/csda_submission/cover_letter_csda_v1.docx
@@ -87,7 +87,7 @@
     </w:p>
     <w:p>
       <w:r>
-        <w:t xml:space="preserve">The manuscript proposes and benchmarks computational diagnostics for a core problem in statistical data analysis: hidden effect modification in individual participant data (IPD) meta-analysis. The proposed C1 and W statistics quantify between- and within-stratum treatment-effect heterogeneity, and the simulation systematically compares stratification approaches, including propensity-score stratification, prognostic-score stratification, Gaussian mixture models, outcome-residual stratification and clustering. All numerical results are produced by a reproducible computational pipeline and are publicly available. We therefore believe the work will be of interest to the readership of </w:t>
+        <w:t xml:space="preserve">The manuscript proposes and benchmarks computational diagnostics for a core problem in statistical data analysis: hidden effect modification in individual participant data (IPD) meta-analysis. The proposed C1 and W statistics quantify between- and within-stratum treatment-effect heterogeneity, and the simulation systematically compares stratification approaches, including propensity-score stratification, prognostic-score stratification, Gaussian mixture models, outcome-residual stratification and clustering. Because the sampling distributions of discovered-stratum estimators depend on the unknown joint distribution of unmeasured modifiers and observed covariates, closed-form theoretical comparisons of the stratification methods are not available; the simulation benchmark is therefore necessary to quantify relative performance. All numerical results are produced by a reproducible computational pipeline and are publicly available. We therefore believe the work will be of interest to the readership of </w:t>
       </w:r>
       <w:r>
         <w:rPr>

--- a/results/manuscript/csda_submission/cover_letter_csda_v1.docx
+++ b/results/manuscript/csda_submission/cover_letter_csda_v1.docx
@@ -132,6 +132,21 @@
     <w:p>
       <w:r>
         <w:t>Suggested reviewers: the corresponding author will enter 3–5 names with institutions and email addresses through the journal submission system.</w:t>
+      </w:r>
+    </w:p>
+    <w:p>
+      <w:pPr>
+        <w:spacing w:before="240"/>
+      </w:pPr>
+      <w:r/>
+      <w:r>
+        <w:rPr>
+          <w:b/>
+        </w:rPr>
+        <w:t>Figures.</w:t>
+      </w:r>
+      <w:r>
+        <w:t xml:space="preserve"> Figures 1–7 were prepared in colour and are intended for colour reproduction in the online and print editions of the journal.</w:t>
       </w:r>
     </w:p>
     <w:p>

--- a/results/manuscript/csda_submission/cover_letter_csda_v1.docx
+++ b/results/manuscript/csda_submission/cover_letter_csda_v1.docx
@@ -29,7 +29,12 @@
     </w:p>
     <w:p>
       <w:r>
-        <w:t>The Editors</w:t>
+        <w:t>Drs. Ana Maria Colubi, Erricos Kontoghiorghes and Byeong Park</w:t>
+      </w:r>
+    </w:p>
+    <w:p>
+      <w:r>
+        <w:t>Co-Editors</w:t>
       </w:r>
     </w:p>
     <w:p>
@@ -49,7 +54,7 @@
     </w:p>
     <w:p>
       <w:r>
-        <w:t>Dear Editors,</w:t>
+        <w:t>Dear Drs. Colubi, Kontoghiorghes and Park:</w:t>
       </w:r>
     </w:p>
     <w:p>
